--- a/lessons/2-3-group2/homework.docx
+++ b/lessons/2-3-group2/homework.docx
@@ -80,7 +80,7 @@
         <w:spacing w:after="60" w:before="0"/>
       </w:pPr>
       <w:r>
-        <w:t xml:space="preserve">Content: I can find the mean, median, and mode of a data set, explain why the method works, and use it on a problem I have not seen before.</w:t>
+        <w:t xml:space="preserve">Content: I can find the median of a data set and use it to describe what is typical, explain how I can tell, and judge a case I have not seen before.</w:t>
       </w:r>
     </w:p>
     <w:p>
@@ -161,10 +161,10 @@
           <w:b/>
           <w:bCs/>
         </w:rPr>
-        <w:t xml:space="preserve">Mean, Median, and Mode (Media, mediana y moda)</w:t>
-      </w:r>
-      <w:r>
-        <w:t xml:space="preserve"> — Measures that describe a data set's center: average, middle value, and most frequent value.</w:t>
+        <w:t xml:space="preserve">Describe the Data Using the Median (Describir los datos con la mediana)</w:t>
+      </w:r>
+      <w:r>
+        <w:t xml:space="preserve"> — Using the middle value of the ordered data to say what is typical for the whole set.</w:t>
       </w:r>
     </w:p>
     <w:p>
@@ -224,10 +224,10 @@
           <w:b/>
           <w:bCs/>
         </w:rPr>
-        <w:t xml:space="preserve">Mean (Media)</w:t>
-      </w:r>
-      <w:r>
-        <w:t xml:space="preserve"> — The average. Add all the numbers, then divide by how many there are.</w:t>
+        <w:t xml:space="preserve">Median (Mediana)</w:t>
+      </w:r>
+      <w:r>
+        <w:t xml:space="preserve"> — The middle number when you put them in order.</w:t>
       </w:r>
     </w:p>
     <w:p>
@@ -287,10 +287,10 @@
           <w:b/>
           <w:bCs/>
         </w:rPr>
-        <w:t xml:space="preserve">Median (Mediana)</w:t>
-      </w:r>
-      <w:r>
-        <w:t xml:space="preserve"> — The middle number when you put them in order.</w:t>
+        <w:t xml:space="preserve">Mode (Moda)</w:t>
+      </w:r>
+      <w:r>
+        <w:t xml:space="preserve"> — The number that shows up most often.</w:t>
       </w:r>
     </w:p>
     <w:p>
@@ -350,10 +350,10 @@
           <w:b/>
           <w:bCs/>
         </w:rPr>
-        <w:t xml:space="preserve">Mode (Moda)</w:t>
-      </w:r>
-      <w:r>
-        <w:t xml:space="preserve"> — The number that shows up most often.</w:t>
+        <w:t xml:space="preserve">Outlier (Valor atípico)</w:t>
+      </w:r>
+      <w:r>
+        <w:t xml:space="preserve"> — A number that is much bigger or smaller than the rest.</w:t>
       </w:r>
     </w:p>
     <w:p>
@@ -413,10 +413,10 @@
           <w:b/>
           <w:bCs/>
         </w:rPr>
-        <w:t xml:space="preserve">Outlier (Valor atípico)</w:t>
-      </w:r>
-      <w:r>
-        <w:t xml:space="preserve"> — A number that is much bigger or smaller than the rest.</w:t>
+        <w:t xml:space="preserve">Data distribution (Distribución de datos)</w:t>
+      </w:r>
+      <w:r>
+        <w:t xml:space="preserve"> — How the data looks: where it sits and how spread out it is.</w:t>
       </w:r>
     </w:p>
     <w:p>
@@ -476,10 +476,73 @@
           <w:b/>
           <w:bCs/>
         </w:rPr>
-        <w:t xml:space="preserve">Data distribution (Distribución de datos)</w:t>
-      </w:r>
-      <w:r>
-        <w:t xml:space="preserve"> — How the data looks: where it sits and how spread out it is.</w:t>
+        <w:t xml:space="preserve">Variability (Variabilidad)</w:t>
+      </w:r>
+      <w:r>
+        <w:t xml:space="preserve"> — How spread out the numbers are.</w:t>
+      </w:r>
+    </w:p>
+    <w:p>
+      <w:pPr>
+        <w:keepNext/>
+        <w:spacing w:after="20" w:before="80"/>
+        <w:jc w:val="center"/>
+      </w:pPr>
+      <w:r>
+        <w:drawing>
+          <wp:inline distT="0" distB="0" distL="0" distR="0">
+            <wp:extent cx="1047750" cy="790575"/>
+            <wp:effectExtent t="0" r="0" b="0" l="0"/>
+            <wp:docPr id="1" name="" descr="" title=""/>
+            <wp:cNvGraphicFramePr>
+              <a:graphicFrameLocks xmlns:a="http://schemas.openxmlformats.org/drawingml/2006/main" noChangeAspect="1"/>
+            </wp:cNvGraphicFramePr>
+            <a:graphic xmlns:a="http://schemas.openxmlformats.org/drawingml/2006/main">
+              <a:graphicData uri="http://schemas.openxmlformats.org/drawingml/2006/picture">
+                <pic:pic xmlns:pic="http://schemas.openxmlformats.org/drawingml/2006/picture">
+                  <pic:nvPicPr>
+                    <pic:cNvPr id="0" name="" descr=""/>
+                    <pic:cNvPicPr>
+                      <a:picLocks noChangeAspect="1" noChangeArrowheads="1"/>
+                    </pic:cNvPicPr>
+                  </pic:nvPicPr>
+                  <pic:blipFill>
+                    <a:blip r:embed="rId7" cstate="none"/>
+                    <a:srcRect/>
+                    <a:stretch>
+                      <a:fillRect/>
+                    </a:stretch>
+                  </pic:blipFill>
+                  <pic:spPr bwMode="auto">
+                    <a:xfrm>
+                      <a:off x="0" y="0"/>
+                      <a:ext cx="1047750" cy="790575"/>
+                    </a:xfrm>
+                    <a:prstGeom prst="rect">
+                      <a:avLst/>
+                    </a:prstGeom>
+                  </pic:spPr>
+                </pic:pic>
+              </a:graphicData>
+            </a:graphic>
+          </wp:inline>
+        </w:drawing>
+      </w:r>
+    </w:p>
+    <w:p>
+      <w:pPr>
+        <w:keepNext/>
+        <w:spacing w:after="120"/>
+      </w:pPr>
+      <w:r>
+        <w:rPr>
+          <w:b/>
+          <w:bCs/>
+        </w:rPr>
+        <w:t xml:space="preserve">Mean, Median, and Mode (Media, mediana y moda)</w:t>
+      </w:r>
+      <w:r>
+        <w:t xml:space="preserve"> — Measures that describe a data set's center: average, middle value, and most frequent value.</w:t>
       </w:r>
     </w:p>
     <w:p>
@@ -539,10 +602,10 @@
           <w:b/>
           <w:bCs/>
         </w:rPr>
-        <w:t xml:space="preserve">Variability (Variabilidad)</w:t>
-      </w:r>
-      <w:r>
-        <w:t xml:space="preserve"> — How spread out the numbers are.</w:t>
+        <w:t xml:space="preserve">Mean (Media)</w:t>
+      </w:r>
+      <w:r>
+        <w:t xml:space="preserve"> — The average. Add all the numbers, then divide by how many there are.</w:t>
       </w:r>
     </w:p>
     <w:p>
